--- a/src/main/resources/static/internal-sale-gaam-sign.docx
+++ b/src/main/resources/static/internal-sale-gaam-sign.docx
@@ -33,18 +33,18 @@
           <w:szCs w:val="20"/>
         </w:rPr>
       </w:pPr>
-      <w:bookmarkStart w:id="0" w:name="OLE_LINK57"/>
-      <w:bookmarkStart w:id="1" w:name="OLE_LINK71"/>
-      <w:bookmarkStart w:id="2" w:name="OLE_LINK47"/>
-      <w:bookmarkStart w:id="3" w:name="OLE_LINK55"/>
-      <w:bookmarkStart w:id="4" w:name="OLE_LINK35"/>
-      <w:bookmarkStart w:id="5" w:name="OLE_LINK3"/>
-      <w:bookmarkStart w:id="6" w:name="OLE_LINK4"/>
-      <w:bookmarkStart w:id="7" w:name="OLE_LINK70"/>
-      <w:bookmarkStart w:id="8" w:name="OLE_LINK50"/>
-      <w:bookmarkStart w:id="9" w:name="OLE_LINK88"/>
-      <w:bookmarkStart w:id="10" w:name="OLE_LINK87"/>
-      <w:bookmarkStart w:id="11" w:name="OLE_LINK56"/>
+      <w:bookmarkStart w:id="0" w:name="OLE_LINK88"/>
+      <w:bookmarkStart w:id="1" w:name="OLE_LINK4"/>
+      <w:bookmarkStart w:id="2" w:name="OLE_LINK56"/>
+      <w:bookmarkStart w:id="3" w:name="OLE_LINK87"/>
+      <w:bookmarkStart w:id="4" w:name="OLE_LINK50"/>
+      <w:bookmarkStart w:id="5" w:name="OLE_LINK70"/>
+      <w:bookmarkStart w:id="6" w:name="OLE_LINK35"/>
+      <w:bookmarkStart w:id="7" w:name="OLE_LINK55"/>
+      <w:bookmarkStart w:id="8" w:name="OLE_LINK71"/>
+      <w:bookmarkStart w:id="9" w:name="OLE_LINK57"/>
+      <w:bookmarkStart w:id="10" w:name="OLE_LINK47"/>
+      <w:bookmarkStart w:id="11" w:name="OLE_LINK3"/>
       <w:r>
         <w:drawing>
           <wp:anchor behindDoc="1" distT="0" distB="0" distL="0" distR="0" simplePos="0" locked="0" layoutInCell="0" allowOverlap="1" relativeHeight="2">
@@ -142,12 +142,12 @@
           <w:rFonts w:ascii="B Nazanin" w:hAnsi="B Nazanin" w:cs="B Nazanin"/>
         </w:rPr>
       </w:pPr>
-      <w:bookmarkStart w:id="13" w:name="OLE_LINK86"/>
-      <w:bookmarkStart w:id="14" w:name="_Hlk123718776"/>
-      <w:bookmarkStart w:id="15" w:name="OLE_LINK81"/>
-      <w:bookmarkStart w:id="16" w:name="OLE_LINK82"/>
-      <w:bookmarkStart w:id="17" w:name="OLE_LINK80"/>
-      <w:bookmarkStart w:id="18" w:name="_Hlk123718996"/>
+      <w:bookmarkStart w:id="13" w:name="_Hlk123718776"/>
+      <w:bookmarkStart w:id="14" w:name="_Hlk123718996"/>
+      <w:bookmarkStart w:id="15" w:name="OLE_LINK80"/>
+      <w:bookmarkStart w:id="16" w:name="OLE_LINK81"/>
+      <w:bookmarkStart w:id="17" w:name="OLE_LINK86"/>
+      <w:bookmarkStart w:id="18" w:name="OLE_LINK82"/>
       <w:r>
         <w:rPr>
           <w:rFonts w:ascii="B Nazanin" w:hAnsi="B Nazanin" w:cs="B Nazanin"/>
@@ -1350,8 +1350,8 @@
                 <w:sz w:val="20"/>
               </w:rPr>
             </w:pPr>
-            <w:bookmarkStart w:id="29" w:name="__DdeLink__912_2504241164"/>
-            <w:bookmarkStart w:id="30" w:name="__DdeLink__532_2112246922"/>
+            <w:bookmarkStart w:id="29" w:name="__DdeLink__532_2112246922"/>
+            <w:bookmarkStart w:id="30" w:name="__DdeLink__912_2504241164"/>
             <w:bookmarkStart w:id="31" w:name="__DdeLink__545_399399739"/>
             <w:r>
               <w:rPr>
@@ -1685,12 +1685,8 @@
           <w:tab w:val="left" w:pos="1117" w:leader="none"/>
           <w:tab w:val="left" w:pos="3265" w:leader="none"/>
         </w:tabs>
-        <w:spacing w:lineRule="atLeast" w:line="16"/>
-        <w:rPr>
-          <w:rFonts w:cs="B Zar"/>
-          <w:b/>
-          <w:bCs/>
-        </w:rPr>
+        <w:spacing w:lineRule="atLeast" w:line="16" w:before="57" w:after="57"/>
+        <w:rPr/>
       </w:pPr>
       <w:r>
         <w:rPr>
@@ -1710,7 +1706,7 @@
           <w:bCs/>
           <w:rtl w:val="true"/>
         </w:rPr>
-        <w:t xml:space="preserve">مبلغ اوراق گام صادر شده بایستی مطابق پیش فاکتور صادره باشد، درغیر این‌صورت شرکت ملّی صنایع مس ایران از پذیرش اوراق گام مربوطه معذور می‌باشد و آن شرکت بایستی برات گشایش شده را ابطال نماید </w:t>
+        <w:t xml:space="preserve">مبلغ و تعداد  اوراق گام صادر شده بایستی مطابق پیش فاکتور صادره باشد، درغیر این‌صورت شرکت ملّی صنایع مس ایران از پذیرش اوراق گام مربوطه معذور می‌باشد و آن شرکت بایستی برات گشایش شده را ابطال نماید </w:t>
       </w:r>
       <w:r>
         <w:rPr>
@@ -1721,6 +1717,247 @@
           <w:rtl w:val="true"/>
         </w:rPr>
         <w:t>**</w:t>
+      </w:r>
+    </w:p>
+    <w:p>
+      <w:pPr>
+        <w:pStyle w:val="Normal"/>
+        <w:tabs>
+          <w:tab w:val="clear" w:pos="720"/>
+          <w:tab w:val="left" w:pos="1117" w:leader="none"/>
+          <w:tab w:val="left" w:pos="3265" w:leader="none"/>
+        </w:tabs>
+        <w:spacing w:lineRule="atLeast" w:line="16" w:before="57" w:after="57"/>
+        <w:rPr/>
+      </w:pPr>
+      <w:r>
+        <w:rPr>
+          <w:rtl w:val="true"/>
+        </w:rPr>
+      </w:r>
+    </w:p>
+    <w:p>
+      <w:pPr>
+        <w:pStyle w:val="Normal"/>
+        <w:tabs>
+          <w:tab w:val="clear" w:pos="720"/>
+          <w:tab w:val="left" w:pos="2691" w:leader="none"/>
+        </w:tabs>
+        <w:spacing w:lineRule="auto" w:line="276" w:before="57" w:after="57"/>
+        <w:rPr/>
+      </w:pPr>
+      <w:r>
+        <w:rPr>
+          <w:rFonts w:ascii="B Nazanin" w:hAnsi="B Nazanin" w:cs="B Nazanin"/>
+          <w:b w:val="false"/>
+          <w:b w:val="false"/>
+          <w:bCs w:val="false"/>
+          <w:sz w:val="24"/>
+          <w:sz w:val="24"/>
+          <w:szCs w:val="24"/>
+          <w:rtl w:val="true"/>
+        </w:rPr>
+        <w:t>مدت زمان اوراق گام</w:t>
+      </w:r>
+      <w:r>
+        <w:rPr>
+          <w:rFonts w:cs="B Nazanin" w:ascii="B Nazanin" w:hAnsi="B Nazanin"/>
+          <w:b w:val="false"/>
+          <w:bCs w:val="false"/>
+          <w:sz w:val="24"/>
+          <w:szCs w:val="24"/>
+          <w:rtl w:val="true"/>
+        </w:rPr>
+        <w:t xml:space="preserve">: </w:t>
+      </w:r>
+      <w:r>
+        <w:rPr>
+          <w:rFonts w:cs="B Nazanin" w:ascii="B Nazanin" w:hAnsi="B Nazanin"/>
+          <w:b w:val="false"/>
+          <w:bCs w:val="false"/>
+          <w:sz w:val="22"/>
+          <w:szCs w:val="22"/>
+          <w:lang w:eastAsia="en-US"/>
+        </w:rPr>
+        <w:t>N_PAYMENT_DEFERRAL</w:t>
+      </w:r>
+      <w:r>
+        <w:rPr>
+          <w:rFonts w:cs="B Nazanin" w:ascii="B Nazanin" w:hAnsi="B Nazanin"/>
+          <w:b w:val="false"/>
+          <w:bCs w:val="false"/>
+          <w:sz w:val="24"/>
+          <w:szCs w:val="24"/>
+          <w:rtl w:val="true"/>
+        </w:rPr>
+        <w:t xml:space="preserve"> </w:t>
+      </w:r>
+      <w:r>
+        <w:rPr>
+          <w:rFonts w:ascii="B Nazanin" w:hAnsi="B Nazanin" w:cs="B Nazanin"/>
+          <w:b w:val="false"/>
+          <w:b w:val="false"/>
+          <w:bCs w:val="false"/>
+          <w:sz w:val="24"/>
+          <w:sz w:val="24"/>
+          <w:szCs w:val="24"/>
+          <w:rtl w:val="true"/>
+        </w:rPr>
+        <w:t>روز</w:t>
+      </w:r>
+    </w:p>
+    <w:p>
+      <w:pPr>
+        <w:pStyle w:val="Normal"/>
+        <w:tabs>
+          <w:tab w:val="clear" w:pos="720"/>
+          <w:tab w:val="left" w:pos="2691" w:leader="none"/>
+        </w:tabs>
+        <w:spacing w:lineRule="auto" w:line="276" w:before="57" w:after="57"/>
+        <w:rPr/>
+      </w:pPr>
+      <w:r>
+        <w:rPr>
+          <w:rFonts w:ascii="B Nazanin" w:hAnsi="B Nazanin" w:cs="B Nazanin"/>
+          <w:b w:val="false"/>
+          <w:b w:val="false"/>
+          <w:bCs w:val="false"/>
+          <w:rtl w:val="true"/>
+        </w:rPr>
+        <w:t>شماره قرارداد خريد در بورس کالا</w:t>
+      </w:r>
+      <w:r>
+        <w:rPr>
+          <w:rFonts w:cs="B Nazanin" w:ascii="B Nazanin" w:hAnsi="B Nazanin"/>
+          <w:b w:val="false"/>
+          <w:bCs w:val="false"/>
+          <w:rtl w:val="true"/>
+        </w:rPr>
+        <w:t>:</w:t>
+      </w:r>
+      <w:r>
+        <w:rPr>
+          <w:rFonts w:cs="B Nazanin" w:ascii="B Nazanin" w:hAnsi="B Nazanin"/>
+          <w:b/>
+          <w:bCs/>
+        </w:rPr>
+        <w:t>CONTRACT_NO</w:t>
+      </w:r>
+    </w:p>
+    <w:p>
+      <w:pPr>
+        <w:pStyle w:val="Normal"/>
+        <w:widowControl/>
+        <w:suppressAutoHyphens w:val="true"/>
+        <w:spacing w:lineRule="auto" w:line="216" w:before="0" w:after="0"/>
+        <w:rPr>
+          <w:rFonts w:ascii="B Nazanin" w:hAnsi="B Nazanin" w:cs="B Nazanin"/>
+          <w:b/>
+          <w:bCs/>
+          <w:color w:val="000000"/>
+          <w:sz w:val="22"/>
+          <w:szCs w:val="20"/>
+        </w:rPr>
+      </w:pPr>
+      <w:r>
+        <w:rPr>
+          <w:rFonts w:ascii="B Nazanin" w:hAnsi="B Nazanin" w:cs="B Nazanin"/>
+          <w:b/>
+          <w:b/>
+          <w:bCs/>
+          <w:color w:val="000000"/>
+          <w:kern w:val="0"/>
+          <w:sz w:val="22"/>
+          <w:sz w:val="22"/>
+          <w:szCs w:val="20"/>
+          <w:rtl w:val="true"/>
+          <w:lang w:val="en-US" w:bidi="fa-IR"/>
+        </w:rPr>
+        <w:t xml:space="preserve">اين پيشنهاد از تاريخ صدور </w:t>
+      </w:r>
+      <w:r>
+        <w:rPr>
+          <w:rFonts w:cs="B Nazanin" w:ascii="B Nazanin" w:hAnsi="B Nazanin"/>
+          <w:b/>
+          <w:bCs/>
+          <w:color w:val="000000"/>
+          <w:kern w:val="0"/>
+          <w:sz w:val="22"/>
+          <w:szCs w:val="20"/>
+          <w:lang w:val="en-US" w:bidi="fa-IR"/>
+        </w:rPr>
+        <w:t>VALIDITY_DAYS</w:t>
+      </w:r>
+      <w:r>
+        <w:rPr>
+          <w:rFonts w:cs="B Nazanin" w:ascii="B Nazanin" w:hAnsi="B Nazanin"/>
+          <w:b/>
+          <w:bCs/>
+          <w:color w:val="000000"/>
+          <w:kern w:val="0"/>
+          <w:sz w:val="22"/>
+          <w:szCs w:val="20"/>
+          <w:rtl w:val="true"/>
+          <w:lang w:val="en-US" w:bidi="fa-IR"/>
+        </w:rPr>
+        <w:t xml:space="preserve"> </w:t>
+      </w:r>
+      <w:r>
+        <w:rPr>
+          <w:rFonts w:ascii="B Nazanin" w:hAnsi="B Nazanin" w:cs="B Nazanin"/>
+          <w:b/>
+          <w:b/>
+          <w:bCs/>
+          <w:color w:val="000000"/>
+          <w:kern w:val="0"/>
+          <w:sz w:val="22"/>
+          <w:sz w:val="22"/>
+          <w:szCs w:val="20"/>
+          <w:rtl w:val="true"/>
+          <w:lang w:val="en-US" w:bidi="fa-IR"/>
+        </w:rPr>
+        <w:t>روز کاري اعتبار دارد</w:t>
+      </w:r>
+      <w:r>
+        <w:rPr>
+          <w:rFonts w:cs="B Nazanin" w:ascii="B Nazanin" w:hAnsi="B Nazanin"/>
+          <w:b/>
+          <w:bCs/>
+          <w:kern w:val="0"/>
+          <w:sz w:val="22"/>
+          <w:szCs w:val="20"/>
+          <w:rtl w:val="true"/>
+          <w:lang w:val="en-US" w:bidi="fa-IR"/>
+        </w:rPr>
+        <w:t>. (</w:t>
+      </w:r>
+      <w:r>
+        <w:rPr>
+          <w:rFonts w:ascii="B Nazanin" w:hAnsi="B Nazanin" w:cs="B Nazanin"/>
+          <w:b/>
+          <w:b/>
+          <w:bCs/>
+          <w:kern w:val="0"/>
+          <w:sz w:val="22"/>
+          <w:sz w:val="22"/>
+          <w:szCs w:val="20"/>
+          <w:rtl w:val="true"/>
+          <w:lang w:val="en-US" w:bidi="fa-IR"/>
+        </w:rPr>
+        <w:t>مقررات بورس کالا ملاک تسويه‌حساب خريداران مي‌باشد</w:t>
+      </w:r>
+      <w:r>
+        <w:rPr>
+          <w:rFonts w:cs="B Nazanin" w:ascii="B Nazanin" w:hAnsi="B Nazanin"/>
+          <w:b/>
+          <w:bCs/>
+          <w:kern w:val="0"/>
+          <w:sz w:val="22"/>
+          <w:szCs w:val="20"/>
+          <w:rtl w:val="true"/>
+          <w:lang w:val="en-US" w:bidi="fa-IR"/>
+        </w:rPr>
+        <w:t>).</w:t>
       </w:r>
     </w:p>
     <w:p>
@@ -1733,66 +1970,17 @@
         <w:spacing w:lineRule="auto" w:line="276"/>
         <w:rPr>
           <w:rFonts w:ascii="B Nazanin" w:hAnsi="B Nazanin" w:cs="B Nazanin"/>
+          <w:sz w:val="24"/>
+          <w:szCs w:val="24"/>
         </w:rPr>
       </w:pPr>
       <w:r>
         <w:rPr>
-          <w:rFonts w:ascii="B Nazanin" w:hAnsi="B Nazanin" w:cs="B Nazanin"/>
-          <w:b w:val="false"/>
-          <w:b w:val="false"/>
-          <w:bCs w:val="false"/>
-          <w:sz w:val="24"/>
-          <w:sz w:val="24"/>
-          <w:szCs w:val="24"/>
-          <w:rtl w:val="true"/>
-        </w:rPr>
-        <w:t>مدت زمان اوراق گام</w:t>
-      </w:r>
-      <w:r>
-        <w:rPr>
-          <w:rFonts w:cs="B Nazanin" w:ascii="B Nazanin" w:hAnsi="B Nazanin"/>
-          <w:b w:val="false"/>
-          <w:bCs w:val="false"/>
-          <w:sz w:val="24"/>
-          <w:szCs w:val="24"/>
-          <w:rtl w:val="true"/>
-        </w:rPr>
-        <w:t xml:space="preserve">: </w:t>
-      </w:r>
-      <w:r>
-        <w:rPr>
-          <w:rFonts w:cs="B Nazanin" w:ascii="B Nazanin" w:hAnsi="B Nazanin"/>
-          <w:b w:val="false"/>
-          <w:bCs w:val="false"/>
-          <w:sz w:val="22"/>
-          <w:szCs w:val="22"/>
-          <w:lang w:eastAsia="en-US"/>
-        </w:rPr>
-        <w:t>N_STORAGE_DEAD</w:t>
-      </w:r>
-      <w:r>
-        <w:rPr>
-          <w:rFonts w:cs="B Nazanin" w:ascii="B Nazanin" w:hAnsi="B Nazanin"/>
-          <w:b w:val="false"/>
-          <w:bCs w:val="false"/>
-          <w:sz w:val="24"/>
-          <w:szCs w:val="24"/>
-          <w:rtl w:val="true"/>
-        </w:rPr>
-        <w:t xml:space="preserve"> </w:t>
-      </w:r>
-      <w:r>
-        <w:rPr>
-          <w:rFonts w:ascii="B Nazanin" w:hAnsi="B Nazanin" w:cs="B Nazanin"/>
-          <w:b w:val="false"/>
-          <w:b w:val="false"/>
-          <w:bCs w:val="false"/>
-          <w:sz w:val="24"/>
-          <w:sz w:val="24"/>
-          <w:szCs w:val="24"/>
-          <w:rtl w:val="true"/>
-        </w:rPr>
-        <w:t>روز</w:t>
+          <w:rFonts w:cs="B Nazanin" w:ascii="B Nazanin" w:hAnsi="B Nazanin"/>
+          <w:sz w:val="24"/>
+          <w:szCs w:val="24"/>
+          <w:rtl w:val="true"/>
+        </w:rPr>
       </w:r>
     </w:p>
     <w:p>
@@ -1804,163 +1992,6 @@
         </w:tabs>
         <w:spacing w:lineRule="auto" w:line="276"/>
         <w:rPr>
-          <w:b w:val="false"/>
-          <w:bCs w:val="false"/>
-        </w:rPr>
-      </w:pPr>
-      <w:r>
-        <w:rPr>
-          <w:rFonts w:ascii="B Nazanin" w:hAnsi="B Nazanin" w:cs="B Nazanin"/>
-          <w:b w:val="false"/>
-          <w:b w:val="false"/>
-          <w:bCs w:val="false"/>
-          <w:rtl w:val="true"/>
-        </w:rPr>
-        <w:t>شماره قرارداد خريد در بورس کالا</w:t>
-      </w:r>
-      <w:r>
-        <w:rPr>
-          <w:rFonts w:cs="B Nazanin" w:ascii="B Nazanin" w:hAnsi="B Nazanin"/>
-          <w:b w:val="false"/>
-          <w:bCs w:val="false"/>
-          <w:rtl w:val="true"/>
-        </w:rPr>
-        <w:t>:</w:t>
-      </w:r>
-      <w:r>
-        <w:rPr>
-          <w:rFonts w:cs="B Nazanin" w:ascii="B Nazanin" w:hAnsi="B Nazanin"/>
-          <w:b w:val="false"/>
-          <w:bCs w:val="false"/>
-        </w:rPr>
-        <w:t>CONTRACT_NO</w:t>
-      </w:r>
-    </w:p>
-    <w:p>
-      <w:pPr>
-        <w:pStyle w:val="Normal"/>
-        <w:widowControl/>
-        <w:suppressAutoHyphens w:val="true"/>
-        <w:spacing w:lineRule="auto" w:line="216" w:before="0" w:after="0"/>
-        <w:rPr>
-          <w:rFonts w:ascii="B Nazanin" w:hAnsi="B Nazanin" w:cs="B Nazanin"/>
-          <w:b/>
-          <w:bCs/>
-          <w:color w:val="000000"/>
-          <w:sz w:val="22"/>
-          <w:szCs w:val="20"/>
-        </w:rPr>
-      </w:pPr>
-      <w:r>
-        <w:rPr>
-          <w:rFonts w:ascii="B Nazanin" w:hAnsi="B Nazanin" w:cs="B Nazanin"/>
-          <w:b/>
-          <w:b/>
-          <w:bCs/>
-          <w:color w:val="000000"/>
-          <w:kern w:val="0"/>
-          <w:sz w:val="22"/>
-          <w:sz w:val="22"/>
-          <w:szCs w:val="20"/>
-          <w:rtl w:val="true"/>
-          <w:lang w:val="en-US" w:bidi="fa-IR"/>
-        </w:rPr>
-        <w:t xml:space="preserve">اين پيشنهاد از تاريخ صدور </w:t>
-      </w:r>
-      <w:r>
-        <w:rPr>
-          <w:rFonts w:cs="B Nazanin" w:ascii="B Nazanin" w:hAnsi="B Nazanin"/>
-          <w:b/>
-          <w:bCs/>
-          <w:color w:val="000000"/>
-          <w:kern w:val="0"/>
-          <w:sz w:val="22"/>
-          <w:szCs w:val="20"/>
-          <w:lang w:val="en-US" w:bidi="fa-IR"/>
-        </w:rPr>
-        <w:t>VALIDITY_DAYS</w:t>
-      </w:r>
-      <w:r>
-        <w:rPr>
-          <w:rFonts w:cs="B Nazanin" w:ascii="B Nazanin" w:hAnsi="B Nazanin"/>
-          <w:b/>
-          <w:bCs/>
-          <w:color w:val="000000"/>
-          <w:kern w:val="0"/>
-          <w:sz w:val="22"/>
-          <w:szCs w:val="20"/>
-          <w:rtl w:val="true"/>
-          <w:lang w:val="en-US" w:bidi="fa-IR"/>
-        </w:rPr>
-        <w:t xml:space="preserve"> </w:t>
-      </w:r>
-      <w:r>
-        <w:rPr>
-          <w:rFonts w:ascii="B Nazanin" w:hAnsi="B Nazanin" w:cs="B Nazanin"/>
-          <w:b/>
-          <w:b/>
-          <w:bCs/>
-          <w:color w:val="000000"/>
-          <w:kern w:val="0"/>
-          <w:sz w:val="22"/>
-          <w:sz w:val="22"/>
-          <w:szCs w:val="20"/>
-          <w:rtl w:val="true"/>
-          <w:lang w:val="en-US" w:bidi="fa-IR"/>
-        </w:rPr>
-        <w:t>روز کاري اعتبار دارد</w:t>
-      </w:r>
-      <w:r>
-        <w:rPr>
-          <w:rFonts w:cs="B Nazanin" w:ascii="B Nazanin" w:hAnsi="B Nazanin"/>
-          <w:b/>
-          <w:bCs/>
-          <w:kern w:val="0"/>
-          <w:sz w:val="22"/>
-          <w:szCs w:val="20"/>
-          <w:rtl w:val="true"/>
-          <w:lang w:val="en-US" w:bidi="fa-IR"/>
-        </w:rPr>
-        <w:t>. (</w:t>
-      </w:r>
-      <w:r>
-        <w:rPr>
-          <w:rFonts w:ascii="B Nazanin" w:hAnsi="B Nazanin" w:cs="B Nazanin"/>
-          <w:b/>
-          <w:b/>
-          <w:bCs/>
-          <w:kern w:val="0"/>
-          <w:sz w:val="22"/>
-          <w:sz w:val="22"/>
-          <w:szCs w:val="20"/>
-          <w:rtl w:val="true"/>
-          <w:lang w:val="en-US" w:bidi="fa-IR"/>
-        </w:rPr>
-        <w:t>مقررات بورس کالا ملاک تسويه‌حساب خريداران مي‌باشد</w:t>
-      </w:r>
-      <w:r>
-        <w:rPr>
-          <w:rFonts w:cs="B Nazanin" w:ascii="B Nazanin" w:hAnsi="B Nazanin"/>
-          <w:b/>
-          <w:bCs/>
-          <w:kern w:val="0"/>
-          <w:sz w:val="22"/>
-          <w:szCs w:val="20"/>
-          <w:rtl w:val="true"/>
-          <w:lang w:val="en-US" w:bidi="fa-IR"/>
-        </w:rPr>
-        <w:t>).</w:t>
-      </w:r>
-    </w:p>
-    <w:p>
-      <w:pPr>
-        <w:pStyle w:val="Normal"/>
-        <w:tabs>
-          <w:tab w:val="clear" w:pos="720"/>
-          <w:tab w:val="left" w:pos="2691" w:leader="none"/>
-        </w:tabs>
-        <w:spacing w:lineRule="auto" w:line="276"/>
-        <w:rPr>
           <w:rFonts w:ascii="B Nazanin" w:hAnsi="B Nazanin" w:cs="B Nazanin"/>
           <w:sz w:val="24"/>
           <w:szCs w:val="24"/>
@@ -2013,13 +2044,9 @@
     <w:p>
       <w:pPr>
         <w:pStyle w:val="Normal"/>
-        <w:spacing w:lineRule="auto" w:line="276" w:before="57" w:after="57"/>
+        <w:spacing w:lineRule="auto" w:line="360" w:before="114" w:after="114"/>
         <w:jc w:val="left"/>
-        <w:rPr>
-          <w:rFonts w:ascii="B Nazanin" w:hAnsi="B Nazanin" w:cs="B Nazanin"/>
-          <w:sz w:val="24"/>
-          <w:szCs w:val="24"/>
-        </w:rPr>
+        <w:rPr/>
       </w:pPr>
       <w:r>
         <w:rPr>
@@ -2099,12 +2126,8 @@
     <w:p>
       <w:pPr>
         <w:pStyle w:val="Normal"/>
-        <w:spacing w:lineRule="auto" w:line="276" w:before="57" w:after="57"/>
-        <w:rPr>
-          <w:rFonts w:ascii="B Nazanin" w:hAnsi="B Nazanin" w:cs="B Nazanin"/>
-          <w:sz w:val="24"/>
-          <w:szCs w:val="24"/>
-        </w:rPr>
+        <w:spacing w:lineRule="auto" w:line="360" w:before="114" w:after="114"/>
+        <w:rPr/>
       </w:pPr>
       <w:r>
         <w:rPr>
@@ -2173,13 +2196,9 @@
     <w:p>
       <w:pPr>
         <w:pStyle w:val="Normal"/>
-        <w:spacing w:lineRule="auto" w:line="276" w:before="57" w:after="57"/>
+        <w:spacing w:lineRule="auto" w:line="360" w:before="114" w:after="114"/>
         <w:jc w:val="both"/>
-        <w:rPr>
-          <w:rFonts w:ascii="B Nazanin" w:hAnsi="B Nazanin" w:cs="B Nazanin"/>
-          <w:sz w:val="24"/>
-          <w:szCs w:val="24"/>
-        </w:rPr>
+        <w:rPr/>
       </w:pPr>
       <w:r>
         <w:rPr>
@@ -2332,12 +2351,8 @@
     <w:p>
       <w:pPr>
         <w:pStyle w:val="Normal"/>
-        <w:spacing w:lineRule="auto" w:line="276" w:before="57" w:after="57"/>
-        <w:rPr>
-          <w:rFonts w:ascii="B Nazanin" w:hAnsi="B Nazanin" w:cs="B Nazanin"/>
-          <w:sz w:val="24"/>
-          <w:szCs w:val="24"/>
-        </w:rPr>
+        <w:spacing w:lineRule="auto" w:line="360" w:before="114" w:after="114"/>
+        <w:rPr/>
       </w:pPr>
       <w:r>
         <w:rPr>
@@ -2379,13 +2394,9 @@
     <w:p>
       <w:pPr>
         <w:pStyle w:val="Normal"/>
-        <w:spacing w:lineRule="auto" w:line="276" w:before="57" w:after="57"/>
+        <w:spacing w:lineRule="auto" w:line="360" w:before="114" w:after="114"/>
         <w:jc w:val="both"/>
-        <w:rPr>
-          <w:rFonts w:ascii="B Nazanin" w:hAnsi="B Nazanin" w:cs="B Nazanin"/>
-          <w:sz w:val="24"/>
-          <w:szCs w:val="24"/>
-        </w:rPr>
+        <w:rPr/>
       </w:pPr>
       <w:r>
         <w:rPr>
@@ -2530,12 +2541,8 @@
     <w:p>
       <w:pPr>
         <w:pStyle w:val="Normal"/>
-        <w:spacing w:lineRule="auto" w:line="276" w:before="57" w:after="57"/>
-        <w:rPr>
-          <w:rFonts w:ascii="B Nazanin" w:hAnsi="B Nazanin" w:cs="B Nazanin"/>
-          <w:sz w:val="24"/>
-          <w:szCs w:val="24"/>
-        </w:rPr>
+        <w:spacing w:lineRule="auto" w:line="360" w:before="114" w:after="114"/>
+        <w:rPr/>
       </w:pPr>
       <w:r>
         <w:rPr>
@@ -2586,6 +2593,9 @@
       </w:pPr>
       <w:r>
         <w:rPr>
+          <w:rFonts w:cs="B Nazanin" w:ascii="B Nazanin" w:hAnsi="B Nazanin"/>
+          <w:sz w:val="22"/>
+          <w:szCs w:val="22"/>
           <w:rtl w:val="true"/>
         </w:rPr>
       </w:r>

--- a/src/main/resources/static/internal-sale-gaam-sign.docx
+++ b/src/main/resources/static/internal-sale-gaam-sign.docx
@@ -33,18 +33,18 @@
           <w:szCs w:val="20"/>
         </w:rPr>
       </w:pPr>
-      <w:bookmarkStart w:id="0" w:name="OLE_LINK88"/>
-      <w:bookmarkStart w:id="1" w:name="OLE_LINK4"/>
-      <w:bookmarkStart w:id="2" w:name="OLE_LINK56"/>
-      <w:bookmarkStart w:id="3" w:name="OLE_LINK87"/>
-      <w:bookmarkStart w:id="4" w:name="OLE_LINK50"/>
-      <w:bookmarkStart w:id="5" w:name="OLE_LINK70"/>
-      <w:bookmarkStart w:id="6" w:name="OLE_LINK35"/>
-      <w:bookmarkStart w:id="7" w:name="OLE_LINK55"/>
-      <w:bookmarkStart w:id="8" w:name="OLE_LINK71"/>
+      <w:bookmarkStart w:id="0" w:name="OLE_LINK4"/>
+      <w:bookmarkStart w:id="1" w:name="OLE_LINK50"/>
+      <w:bookmarkStart w:id="2" w:name="OLE_LINK70"/>
+      <w:bookmarkStart w:id="3" w:name="OLE_LINK56"/>
+      <w:bookmarkStart w:id="4" w:name="OLE_LINK88"/>
+      <w:bookmarkStart w:id="5" w:name="OLE_LINK87"/>
+      <w:bookmarkStart w:id="6" w:name="OLE_LINK71"/>
+      <w:bookmarkStart w:id="7" w:name="OLE_LINK3"/>
+      <w:bookmarkStart w:id="8" w:name="OLE_LINK35"/>
       <w:bookmarkStart w:id="9" w:name="OLE_LINK57"/>
       <w:bookmarkStart w:id="10" w:name="OLE_LINK47"/>
-      <w:bookmarkStart w:id="11" w:name="OLE_LINK3"/>
+      <w:bookmarkStart w:id="11" w:name="OLE_LINK55"/>
       <w:r>
         <w:drawing>
           <wp:anchor behindDoc="1" distT="0" distB="0" distL="0" distR="0" simplePos="0" locked="0" layoutInCell="0" allowOverlap="1" relativeHeight="2">
@@ -142,12 +142,12 @@
           <w:rFonts w:ascii="B Nazanin" w:hAnsi="B Nazanin" w:cs="B Nazanin"/>
         </w:rPr>
       </w:pPr>
-      <w:bookmarkStart w:id="13" w:name="_Hlk123718776"/>
-      <w:bookmarkStart w:id="14" w:name="_Hlk123718996"/>
-      <w:bookmarkStart w:id="15" w:name="OLE_LINK80"/>
-      <w:bookmarkStart w:id="16" w:name="OLE_LINK81"/>
-      <w:bookmarkStart w:id="17" w:name="OLE_LINK86"/>
-      <w:bookmarkStart w:id="18" w:name="OLE_LINK82"/>
+      <w:bookmarkStart w:id="13" w:name="OLE_LINK82"/>
+      <w:bookmarkStart w:id="14" w:name="OLE_LINK81"/>
+      <w:bookmarkStart w:id="15" w:name="_Hlk123718776"/>
+      <w:bookmarkStart w:id="16" w:name="OLE_LINK86"/>
+      <w:bookmarkStart w:id="17" w:name="_Hlk123718996"/>
+      <w:bookmarkStart w:id="18" w:name="OLE_LINK80"/>
       <w:r>
         <w:rPr>
           <w:rFonts w:ascii="B Nazanin" w:hAnsi="B Nazanin" w:cs="B Nazanin"/>
@@ -1350,9 +1350,9 @@
                 <w:sz w:val="20"/>
               </w:rPr>
             </w:pPr>
-            <w:bookmarkStart w:id="29" w:name="__DdeLink__532_2112246922"/>
-            <w:bookmarkStart w:id="30" w:name="__DdeLink__912_2504241164"/>
-            <w:bookmarkStart w:id="31" w:name="__DdeLink__545_399399739"/>
+            <w:bookmarkStart w:id="29" w:name="__DdeLink__912_2504241164"/>
+            <w:bookmarkStart w:id="30" w:name="__DdeLink__545_399399739"/>
+            <w:bookmarkStart w:id="31" w:name="__DdeLink__532_2112246922"/>
             <w:r>
               <w:rPr>
                 <w:rFonts w:eastAsia="Times New Roman" w:cs="B Zar" w:ascii="B Nazanin" w:hAnsi="B Nazanin"/>
@@ -1649,6 +1649,157 @@
           </w:p>
         </w:tc>
       </w:tr>
+      <w:tr>
+        <w:trPr/>
+        <w:tc>
+          <w:tcPr>
+            <w:tcW w:w="10455" w:type="dxa"/>
+            <w:gridSpan w:val="6"/>
+            <w:tcBorders>
+              <w:top w:val="nil"/>
+              <w:left w:val="single" w:sz="12" w:space="0" w:color="000000"/>
+              <w:bottom w:val="double" w:sz="4" w:space="0" w:color="000000"/>
+              <w:right w:val="single" w:sz="12" w:space="0" w:color="000000"/>
+            </w:tcBorders>
+            <w:shd w:fill="FFFFFF" w:val="clear"/>
+            <w:vAlign w:val="center"/>
+          </w:tcPr>
+          <w:p>
+            <w:pPr>
+              <w:pStyle w:val="Normal"/>
+              <w:widowControl/>
+              <w:suppressAutoHyphens w:val="true"/>
+              <w:spacing w:lineRule="auto" w:line="216" w:before="57" w:after="57"/>
+              <w:rPr>
+                <w:rFonts w:ascii="B Nazanin" w:hAnsi="B Nazanin" w:cs="B Nazanin"/>
+                <w:sz w:val="20"/>
+                <w:szCs w:val="20"/>
+              </w:rPr>
+            </w:pPr>
+            <w:r>
+              <w:rPr>
+                <w:rFonts w:ascii="B Nazanin" w:hAnsi="B Nazanin" w:cs="B Nazanin"/>
+                <w:b/>
+                <w:b/>
+                <w:bCs/>
+                <w:color w:val="000000"/>
+                <w:kern w:val="0"/>
+                <w:sz w:val="20"/>
+                <w:sz w:val="20"/>
+                <w:szCs w:val="20"/>
+                <w:rtl w:val="true"/>
+                <w:lang w:val="en-US" w:bidi="fa-IR"/>
+              </w:rPr>
+              <w:t xml:space="preserve">اين پيشنهاد از تاريخ صدور </w:t>
+            </w:r>
+            <w:r>
+              <w:rPr>
+                <w:rFonts w:cs="B Nazanin" w:ascii="B Nazanin" w:hAnsi="B Nazanin"/>
+                <w:b/>
+                <w:bCs/>
+                <w:color w:val="000000"/>
+                <w:kern w:val="0"/>
+                <w:sz w:val="20"/>
+                <w:szCs w:val="20"/>
+                <w:lang w:val="en-US" w:bidi="fa-IR"/>
+              </w:rPr>
+              <w:t>VALIDITY_DAYS</w:t>
+            </w:r>
+            <w:r>
+              <w:rPr>
+                <w:rFonts w:cs="B Nazanin" w:ascii="B Nazanin" w:hAnsi="B Nazanin"/>
+                <w:b/>
+                <w:bCs/>
+                <w:color w:val="000000"/>
+                <w:kern w:val="0"/>
+                <w:sz w:val="20"/>
+                <w:szCs w:val="20"/>
+                <w:rtl w:val="true"/>
+                <w:lang w:val="en-US" w:bidi="fa-IR"/>
+              </w:rPr>
+              <w:t xml:space="preserve"> </w:t>
+            </w:r>
+            <w:r>
+              <w:rPr>
+                <w:rFonts w:ascii="B Nazanin" w:hAnsi="B Nazanin" w:cs="B Nazanin"/>
+                <w:b/>
+                <w:b/>
+                <w:bCs/>
+                <w:color w:val="000000"/>
+                <w:kern w:val="0"/>
+                <w:sz w:val="20"/>
+                <w:sz w:val="20"/>
+                <w:szCs w:val="20"/>
+                <w:rtl w:val="true"/>
+                <w:lang w:val="en-US" w:bidi="fa-IR"/>
+              </w:rPr>
+              <w:t>روز کاري اعتبار دارد</w:t>
+            </w:r>
+            <w:r>
+              <w:rPr>
+                <w:rFonts w:cs="B Nazanin" w:ascii="B Nazanin" w:hAnsi="B Nazanin"/>
+                <w:b/>
+                <w:bCs/>
+                <w:kern w:val="0"/>
+                <w:sz w:val="20"/>
+                <w:szCs w:val="20"/>
+                <w:rtl w:val="true"/>
+                <w:lang w:val="en-US" w:bidi="fa-IR"/>
+              </w:rPr>
+              <w:t>. (</w:t>
+            </w:r>
+            <w:r>
+              <w:rPr>
+                <w:rFonts w:ascii="B Nazanin" w:hAnsi="B Nazanin" w:cs="B Nazanin"/>
+                <w:b/>
+                <w:b/>
+                <w:bCs/>
+                <w:kern w:val="0"/>
+                <w:sz w:val="20"/>
+                <w:sz w:val="20"/>
+                <w:szCs w:val="20"/>
+                <w:rtl w:val="true"/>
+                <w:lang w:val="en-US" w:bidi="fa-IR"/>
+              </w:rPr>
+              <w:t>مقررات بورس کالا ملاک تسويه‌حساب خريداران مي‌باشد</w:t>
+            </w:r>
+            <w:r>
+              <w:rPr>
+                <w:rFonts w:cs="B Nazanin" w:ascii="B Nazanin" w:hAnsi="B Nazanin"/>
+                <w:b/>
+                <w:bCs/>
+                <w:kern w:val="0"/>
+                <w:sz w:val="20"/>
+                <w:szCs w:val="20"/>
+                <w:rtl w:val="true"/>
+                <w:lang w:val="en-US" w:bidi="fa-IR"/>
+              </w:rPr>
+              <w:t>).</w:t>
+            </w:r>
+          </w:p>
+          <w:p>
+            <w:pPr>
+              <w:pStyle w:val="Normal"/>
+              <w:widowControl/>
+              <w:suppressAutoHyphens w:val="true"/>
+              <w:spacing w:lineRule="auto" w:line="216" w:before="0" w:after="0"/>
+              <w:rPr>
+                <w:rFonts w:ascii="B Nazanin" w:hAnsi="B Nazanin" w:cs="B Nazanin"/>
+                <w:sz w:val="20"/>
+                <w:szCs w:val="20"/>
+              </w:rPr>
+            </w:pPr>
+            <w:r>
+              <w:rPr>
+                <w:rFonts w:cs="B Nazanin" w:ascii="B Nazanin" w:hAnsi="B Nazanin"/>
+                <w:sz w:val="20"/>
+                <w:szCs w:val="20"/>
+              </w:rPr>
+              <w:t>C_REVERSAL_TEXT</w:t>
+            </w:r>
+          </w:p>
+        </w:tc>
+      </w:tr>
     </w:tbl>
     <w:p>
       <w:pPr>
@@ -1861,124 +2012,12 @@
       </w:pPr>
       <w:r>
         <w:rPr>
-          <w:rFonts w:ascii="B Nazanin" w:hAnsi="B Nazanin" w:cs="B Nazanin"/>
-          <w:b/>
+          <w:rFonts w:cs="B Nazanin" w:ascii="B Nazanin" w:hAnsi="B Nazanin"/>
           <w:b/>
           <w:bCs/>
           <w:color w:val="000000"/>
-          <w:kern w:val="0"/>
-          <w:sz w:val="22"/>
           <w:sz w:val="22"/>
           <w:szCs w:val="20"/>
-          <w:rtl w:val="true"/>
-          <w:lang w:val="en-US" w:bidi="fa-IR"/>
-        </w:rPr>
-        <w:t xml:space="preserve">اين پيشنهاد از تاريخ صدور </w:t>
-      </w:r>
-      <w:r>
-        <w:rPr>
-          <w:rFonts w:cs="B Nazanin" w:ascii="B Nazanin" w:hAnsi="B Nazanin"/>
-          <w:b/>
-          <w:bCs/>
-          <w:color w:val="000000"/>
-          <w:kern w:val="0"/>
-          <w:sz w:val="22"/>
-          <w:szCs w:val="20"/>
-          <w:lang w:val="en-US" w:bidi="fa-IR"/>
-        </w:rPr>
-        <w:t>VALIDITY_DAYS</w:t>
-      </w:r>
-      <w:r>
-        <w:rPr>
-          <w:rFonts w:cs="B Nazanin" w:ascii="B Nazanin" w:hAnsi="B Nazanin"/>
-          <w:b/>
-          <w:bCs/>
-          <w:color w:val="000000"/>
-          <w:kern w:val="0"/>
-          <w:sz w:val="22"/>
-          <w:szCs w:val="20"/>
-          <w:rtl w:val="true"/>
-          <w:lang w:val="en-US" w:bidi="fa-IR"/>
-        </w:rPr>
-        <w:t xml:space="preserve"> </w:t>
-      </w:r>
-      <w:r>
-        <w:rPr>
-          <w:rFonts w:ascii="B Nazanin" w:hAnsi="B Nazanin" w:cs="B Nazanin"/>
-          <w:b/>
-          <w:b/>
-          <w:bCs/>
-          <w:color w:val="000000"/>
-          <w:kern w:val="0"/>
-          <w:sz w:val="22"/>
-          <w:sz w:val="22"/>
-          <w:szCs w:val="20"/>
-          <w:rtl w:val="true"/>
-          <w:lang w:val="en-US" w:bidi="fa-IR"/>
-        </w:rPr>
-        <w:t>روز کاري اعتبار دارد</w:t>
-      </w:r>
-      <w:r>
-        <w:rPr>
-          <w:rFonts w:cs="B Nazanin" w:ascii="B Nazanin" w:hAnsi="B Nazanin"/>
-          <w:b/>
-          <w:bCs/>
-          <w:kern w:val="0"/>
-          <w:sz w:val="22"/>
-          <w:szCs w:val="20"/>
-          <w:rtl w:val="true"/>
-          <w:lang w:val="en-US" w:bidi="fa-IR"/>
-        </w:rPr>
-        <w:t>. (</w:t>
-      </w:r>
-      <w:r>
-        <w:rPr>
-          <w:rFonts w:ascii="B Nazanin" w:hAnsi="B Nazanin" w:cs="B Nazanin"/>
-          <w:b/>
-          <w:b/>
-          <w:bCs/>
-          <w:kern w:val="0"/>
-          <w:sz w:val="22"/>
-          <w:sz w:val="22"/>
-          <w:szCs w:val="20"/>
-          <w:rtl w:val="true"/>
-          <w:lang w:val="en-US" w:bidi="fa-IR"/>
-        </w:rPr>
-        <w:t>مقررات بورس کالا ملاک تسويه‌حساب خريداران مي‌باشد</w:t>
-      </w:r>
-      <w:r>
-        <w:rPr>
-          <w:rFonts w:cs="B Nazanin" w:ascii="B Nazanin" w:hAnsi="B Nazanin"/>
-          <w:b/>
-          <w:bCs/>
-          <w:kern w:val="0"/>
-          <w:sz w:val="22"/>
-          <w:szCs w:val="20"/>
-          <w:rtl w:val="true"/>
-          <w:lang w:val="en-US" w:bidi="fa-IR"/>
-        </w:rPr>
-        <w:t>).</w:t>
-      </w:r>
-    </w:p>
-    <w:p>
-      <w:pPr>
-        <w:pStyle w:val="Normal"/>
-        <w:tabs>
-          <w:tab w:val="clear" w:pos="720"/>
-          <w:tab w:val="left" w:pos="2691" w:leader="none"/>
-        </w:tabs>
-        <w:spacing w:lineRule="auto" w:line="276"/>
-        <w:rPr>
-          <w:rFonts w:ascii="B Nazanin" w:hAnsi="B Nazanin" w:cs="B Nazanin"/>
-          <w:sz w:val="24"/>
-          <w:szCs w:val="24"/>
-        </w:rPr>
-      </w:pPr>
-      <w:r>
-        <w:rPr>
-          <w:rFonts w:cs="B Nazanin" w:ascii="B Nazanin" w:hAnsi="B Nazanin"/>
-          <w:sz w:val="24"/>
-          <w:szCs w:val="24"/>
           <w:rtl w:val="true"/>
         </w:rPr>
       </w:r>

--- a/src/main/resources/static/internal-sale-gaam-sign.docx
+++ b/src/main/resources/static/internal-sale-gaam-sign.docx
@@ -33,18 +33,18 @@
           <w:szCs w:val="20"/>
         </w:rPr>
       </w:pPr>
-      <w:bookmarkStart w:id="0" w:name="OLE_LINK4"/>
-      <w:bookmarkStart w:id="1" w:name="OLE_LINK50"/>
-      <w:bookmarkStart w:id="2" w:name="OLE_LINK70"/>
-      <w:bookmarkStart w:id="3" w:name="OLE_LINK56"/>
-      <w:bookmarkStart w:id="4" w:name="OLE_LINK88"/>
-      <w:bookmarkStart w:id="5" w:name="OLE_LINK87"/>
-      <w:bookmarkStart w:id="6" w:name="OLE_LINK71"/>
-      <w:bookmarkStart w:id="7" w:name="OLE_LINK3"/>
-      <w:bookmarkStart w:id="8" w:name="OLE_LINK35"/>
-      <w:bookmarkStart w:id="9" w:name="OLE_LINK57"/>
-      <w:bookmarkStart w:id="10" w:name="OLE_LINK47"/>
-      <w:bookmarkStart w:id="11" w:name="OLE_LINK55"/>
+      <w:bookmarkStart w:id="0" w:name="OLE_LINK71"/>
+      <w:bookmarkStart w:id="1" w:name="OLE_LINK47"/>
+      <w:bookmarkStart w:id="2" w:name="OLE_LINK3"/>
+      <w:bookmarkStart w:id="3" w:name="OLE_LINK57"/>
+      <w:bookmarkStart w:id="4" w:name="OLE_LINK35"/>
+      <w:bookmarkStart w:id="5" w:name="OLE_LINK55"/>
+      <w:bookmarkStart w:id="6" w:name="OLE_LINK56"/>
+      <w:bookmarkStart w:id="7" w:name="OLE_LINK87"/>
+      <w:bookmarkStart w:id="8" w:name="OLE_LINK88"/>
+      <w:bookmarkStart w:id="9" w:name="OLE_LINK50"/>
+      <w:bookmarkStart w:id="10" w:name="OLE_LINK4"/>
+      <w:bookmarkStart w:id="11" w:name="OLE_LINK70"/>
       <w:r>
         <w:drawing>
           <wp:anchor behindDoc="1" distT="0" distB="0" distL="0" distR="0" simplePos="0" locked="0" layoutInCell="0" allowOverlap="1" relativeHeight="2">
@@ -142,12 +142,12 @@
           <w:rFonts w:ascii="B Nazanin" w:hAnsi="B Nazanin" w:cs="B Nazanin"/>
         </w:rPr>
       </w:pPr>
-      <w:bookmarkStart w:id="13" w:name="OLE_LINK82"/>
-      <w:bookmarkStart w:id="14" w:name="OLE_LINK81"/>
-      <w:bookmarkStart w:id="15" w:name="_Hlk123718776"/>
-      <w:bookmarkStart w:id="16" w:name="OLE_LINK86"/>
-      <w:bookmarkStart w:id="17" w:name="_Hlk123718996"/>
-      <w:bookmarkStart w:id="18" w:name="OLE_LINK80"/>
+      <w:bookmarkStart w:id="13" w:name="OLE_LINK86"/>
+      <w:bookmarkStart w:id="14" w:name="_Hlk123718776"/>
+      <w:bookmarkStart w:id="15" w:name="OLE_LINK81"/>
+      <w:bookmarkStart w:id="16" w:name="OLE_LINK82"/>
+      <w:bookmarkStart w:id="17" w:name="OLE_LINK80"/>
+      <w:bookmarkStart w:id="18" w:name="_Hlk123718996"/>
       <w:r>
         <w:rPr>
           <w:rFonts w:ascii="B Nazanin" w:hAnsi="B Nazanin" w:cs="B Nazanin"/>
@@ -1351,8 +1351,8 @@
               </w:rPr>
             </w:pPr>
             <w:bookmarkStart w:id="29" w:name="__DdeLink__912_2504241164"/>
-            <w:bookmarkStart w:id="30" w:name="__DdeLink__545_399399739"/>
-            <w:bookmarkStart w:id="31" w:name="__DdeLink__532_2112246922"/>
+            <w:bookmarkStart w:id="30" w:name="__DdeLink__532_2112246922"/>
+            <w:bookmarkStart w:id="31" w:name="__DdeLink__545_399399739"/>
             <w:r>
               <w:rPr>
                 <w:rFonts w:eastAsia="Times New Roman" w:cs="B Zar" w:ascii="B Nazanin" w:hAnsi="B Nazanin"/>
@@ -1614,8 +1614,22 @@
                 <w:sz w:val="20"/>
                 <w:shd w:fill="auto" w:val="clear"/>
               </w:rPr>
-              <w:t>N_GAM_CERTIFICATE_COUNT</w:t>
-            </w:r>
+              <w:t>N_GAM_</w:t>
+            </w:r>
+            <w:bookmarkStart w:id="32" w:name="__DdeLink__581_762839040"/>
+            <w:r>
+              <w:rPr>
+                <w:rFonts w:cs="B Nazanin" w:ascii="B Nazanin" w:hAnsi="B Nazanin"/>
+                <w:b/>
+                <w:bCs/>
+                <w:i w:val="false"/>
+                <w:color w:val="000000"/>
+                <w:sz w:val="20"/>
+                <w:shd w:fill="auto" w:val="clear"/>
+              </w:rPr>
+              <w:t>CERTIFICATE_COUNT</w:t>
+            </w:r>
+            <w:bookmarkEnd w:id="32"/>
           </w:p>
           <w:p>
             <w:pPr>
@@ -1857,7 +1871,7 @@
           <w:bCs/>
           <w:rtl w:val="true"/>
         </w:rPr>
-        <w:t xml:space="preserve">مبلغ و تعداد  اوراق گام صادر شده بایستی مطابق پیش فاکتور صادره باشد، درغیر این‌صورت شرکت ملّی صنایع مس ایران از پذیرش اوراق گام مربوطه معذور می‌باشد و آن شرکت بایستی برات گشایش شده را ابطال نماید </w:t>
+        <w:t xml:space="preserve">مبلغ و تعداد  اوراق گام صادر شده بایستی مطابق پیش فاکتور صادره باشد، درغیر این‌صورت شرکت ملّی صنایع مس ایران از پذیرش اوراق گام مربوطه معذور می‌باشد و آن شرکت بایستی اوراق گام  را ابطال نماید </w:t>
       </w:r>
       <w:r>
         <w:rPr>
@@ -1924,8 +1938,8 @@
       <w:r>
         <w:rPr>
           <w:rFonts w:cs="B Nazanin" w:ascii="B Nazanin" w:hAnsi="B Nazanin"/>
-          <w:b w:val="false"/>
-          <w:bCs w:val="false"/>
+          <w:b/>
+          <w:bCs/>
           <w:sz w:val="22"/>
           <w:szCs w:val="22"/>
           <w:lang w:eastAsia="en-US"/>
@@ -2288,10 +2302,11 @@
       <w:r>
         <w:rPr>
           <w:rFonts w:cs="B Nazanin" w:ascii="B Nazanin" w:hAnsi="B Nazanin"/>
-          <w:sz w:val="24"/>
-          <w:szCs w:val="24"/>
-        </w:rPr>
-        <w:t>N_PAYMENT_DEFERRAL</w:t>
+          <w:sz w:val="22"/>
+          <w:szCs w:val="22"/>
+          <w:lang w:eastAsia="en-US"/>
+        </w:rPr>
+        <w:t>N_STORAGE_DEAD</w:t>
       </w:r>
       <w:r>
         <w:rPr>
